--- a/Meeting_Minutes(TemporarilyHere)/LabAnalogSignalTEST_13.03.2025.docx
+++ b/Meeting_Minutes(TemporarilyHere)/LabAnalogSignalTEST_13.03.2025.docx
@@ -28,15 +28,7 @@
         </w:numPr>
       </w:pPr>
       <w:r>
-        <w:t xml:space="preserve">On PCB test board: analog input signal incoming from the “inverter” coming through pin 100 (due to the </w:t>
-      </w:r>
-      <w:proofErr w:type="spellStart"/>
-      <w:r>
-        <w:t>Verschiebung</w:t>
-      </w:r>
-      <w:proofErr w:type="spellEnd"/>
-      <w:r>
-        <w:t xml:space="preserve"> due to differences in schematics/footprint</w:t>
+        <w:t>On PCB test board: analog input signal incoming from the “inverter” coming through pin 100 (due to the Verschiebung due to differences in schematics/footprint</w:t>
       </w:r>
     </w:p>
     <w:p/>
@@ -153,15 +145,7 @@
         </w:numPr>
       </w:pPr>
       <w:r>
-        <w:t xml:space="preserve">For the </w:t>
-      </w:r>
-      <w:proofErr w:type="spellStart"/>
-      <w:r>
-        <w:t>OpAmp</w:t>
-      </w:r>
-      <w:proofErr w:type="spellEnd"/>
-      <w:r>
-        <w:t>, 5V and 2.5V CM pads were connected</w:t>
+        <w:t>For the OpAmp, 5V and 2.5V CM pads were connected</w:t>
       </w:r>
     </w:p>
     <w:p>
@@ -461,19 +445,11 @@
           <w:rFonts w:asciiTheme="minorHAnsi" w:hAnsiTheme="minorHAnsi"/>
         </w:rPr>
       </w:pPr>
-      <w:proofErr w:type="spellStart"/>
-      <w:r>
-        <w:rPr>
-          <w:rFonts w:asciiTheme="minorHAnsi" w:hAnsiTheme="minorHAnsi"/>
-        </w:rPr>
-        <w:t>Multimeter</w:t>
-      </w:r>
-      <w:proofErr w:type="spellEnd"/>
-      <w:r>
-        <w:rPr>
-          <w:rFonts w:asciiTheme="minorHAnsi" w:hAnsiTheme="minorHAnsi"/>
-        </w:rPr>
-        <w:t xml:space="preserve"> on top</w:t>
+      <w:r>
+        <w:rPr>
+          <w:rFonts w:asciiTheme="minorHAnsi" w:hAnsiTheme="minorHAnsi"/>
+        </w:rPr>
+        <w:t>Multimeter on top</w:t>
       </w:r>
     </w:p>
     <w:p>
@@ -644,21 +620,7 @@
         <w:rPr>
           <w:rFonts w:asciiTheme="minorHAnsi" w:hAnsiTheme="minorHAnsi"/>
         </w:rPr>
-        <w:t xml:space="preserve">In picture above, measuring only with 5V supply to the board, no </w:t>
-      </w:r>
-      <w:proofErr w:type="spellStart"/>
-      <w:r>
-        <w:rPr>
-          <w:rFonts w:asciiTheme="minorHAnsi" w:hAnsiTheme="minorHAnsi"/>
-        </w:rPr>
-        <w:t>analog</w:t>
-      </w:r>
-      <w:proofErr w:type="spellEnd"/>
-      <w:r>
-        <w:rPr>
-          <w:rFonts w:asciiTheme="minorHAnsi" w:hAnsiTheme="minorHAnsi"/>
-        </w:rPr>
-        <w:t xml:space="preserve"> signal going though</w:t>
+        <w:t>In picture above, measuring only with 5V supply to the board, no analog signal going though</w:t>
       </w:r>
     </w:p>
     <w:p>
@@ -712,35 +674,7 @@
         <w:rPr>
           <w:rFonts w:asciiTheme="minorHAnsi" w:hAnsiTheme="minorHAnsi"/>
         </w:rPr>
-        <w:t xml:space="preserve">For </w:t>
-      </w:r>
-      <w:proofErr w:type="spellStart"/>
-      <w:r>
-        <w:rPr>
-          <w:rFonts w:asciiTheme="minorHAnsi" w:hAnsiTheme="minorHAnsi"/>
-        </w:rPr>
-        <w:t>oth</w:t>
-      </w:r>
-      <w:proofErr w:type="spellEnd"/>
-      <w:r>
-        <w:rPr>
-          <w:rFonts w:asciiTheme="minorHAnsi" w:hAnsiTheme="minorHAnsi"/>
-        </w:rPr>
-        <w:t xml:space="preserve"> pins 2.5V when the </w:t>
-      </w:r>
-      <w:proofErr w:type="spellStart"/>
-      <w:r>
-        <w:rPr>
-          <w:rFonts w:asciiTheme="minorHAnsi" w:hAnsiTheme="minorHAnsi"/>
-        </w:rPr>
-        <w:t>analog</w:t>
-      </w:r>
-      <w:proofErr w:type="spellEnd"/>
-      <w:r>
-        <w:rPr>
-          <w:rFonts w:asciiTheme="minorHAnsi" w:hAnsiTheme="minorHAnsi"/>
-        </w:rPr>
-        <w:t xml:space="preserve"> signal has no current</w:t>
+        <w:t>For oth pins 2.5V when the analog signal has no current</w:t>
       </w:r>
     </w:p>
     <w:p>
@@ -815,21 +749,7 @@
         <w:rPr>
           <w:rFonts w:asciiTheme="minorHAnsi" w:hAnsiTheme="minorHAnsi"/>
         </w:rPr>
-        <w:t xml:space="preserve">Measuring the differential signal with the </w:t>
-      </w:r>
-      <w:proofErr w:type="spellStart"/>
-      <w:r>
-        <w:rPr>
-          <w:rFonts w:asciiTheme="minorHAnsi" w:hAnsiTheme="minorHAnsi"/>
-        </w:rPr>
-        <w:t>analog</w:t>
-      </w:r>
-      <w:proofErr w:type="spellEnd"/>
-      <w:r>
-        <w:rPr>
-          <w:rFonts w:asciiTheme="minorHAnsi" w:hAnsiTheme="minorHAnsi"/>
-        </w:rPr>
-        <w:t xml:space="preserve"> signal on (can see on green light in the power supply</w:t>
+        <w:t>Measuring the differential signal with the analog signal on (can see on green light in the power supply</w:t>
       </w:r>
     </w:p>
     <w:p>
@@ -903,39 +823,636 @@
           <w:rFonts w:asciiTheme="minorHAnsi" w:hAnsiTheme="minorHAnsi"/>
           <w:highlight w:val="yellow"/>
         </w:rPr>
-        <w:t xml:space="preserve">Have not tested  - </w:t>
-      </w:r>
-      <w:proofErr w:type="spellStart"/>
-      <w:r>
-        <w:rPr>
-          <w:rFonts w:asciiTheme="minorHAnsi" w:hAnsiTheme="minorHAnsi"/>
-          <w:highlight w:val="yellow"/>
-        </w:rPr>
-        <w:t>analog</w:t>
-      </w:r>
-      <w:proofErr w:type="spellEnd"/>
-      <w:r>
-        <w:rPr>
-          <w:rFonts w:asciiTheme="minorHAnsi" w:hAnsiTheme="minorHAnsi"/>
-          <w:highlight w:val="yellow"/>
-        </w:rPr>
-        <w:t xml:space="preserve"> signals with bias coming in – so op amp also has 1.7V input</w:t>
-      </w:r>
-    </w:p>
-    <w:p>
-      <w:pPr>
-        <w:pStyle w:val="NormalWeb"/>
-        <w:rPr>
-          <w:rFonts w:asciiTheme="minorHAnsi" w:hAnsiTheme="minorHAnsi"/>
-        </w:rPr>
-      </w:pPr>
-    </w:p>
-    <w:p>
-      <w:pPr>
-        <w:pStyle w:val="NormalWeb"/>
-        <w:rPr>
-          <w:rFonts w:asciiTheme="minorHAnsi" w:hAnsiTheme="minorHAnsi"/>
-        </w:rPr>
+        <w:t>Have not tested  - analog signals with bias coming in – so op amp also has 1.7V input</w:t>
+      </w:r>
+    </w:p>
+    <w:p>
+      <w:pPr>
+        <w:pStyle w:val="NormalWeb"/>
+        <w:rPr>
+          <w:rFonts w:asciiTheme="minorHAnsi" w:hAnsiTheme="minorHAnsi"/>
+        </w:rPr>
+      </w:pPr>
+    </w:p>
+    <w:p>
+      <w:pPr>
+        <w:pStyle w:val="NormalWeb"/>
+        <w:rPr>
+          <w:rFonts w:asciiTheme="minorHAnsi" w:hAnsiTheme="minorHAnsi"/>
+        </w:rPr>
+      </w:pPr>
+    </w:p>
+    <w:p>
+      <w:pPr>
+        <w:pStyle w:val="NormalWeb"/>
+        <w:rPr>
+          <w:rFonts w:asciiTheme="minorHAnsi" w:hAnsiTheme="minorHAnsi"/>
+        </w:rPr>
+      </w:pPr>
+    </w:p>
+    <w:p>
+      <w:pPr>
+        <w:pStyle w:val="NormalWeb"/>
+        <w:rPr>
+          <w:rFonts w:asciiTheme="minorHAnsi" w:hAnsiTheme="minorHAnsi"/>
+        </w:rPr>
+      </w:pPr>
+    </w:p>
+    <w:p>
+      <w:pPr>
+        <w:pStyle w:val="NormalWeb"/>
+        <w:rPr>
+          <w:rFonts w:asciiTheme="minorHAnsi" w:hAnsiTheme="minorHAnsi"/>
+        </w:rPr>
+      </w:pPr>
+    </w:p>
+    <w:p>
+      <w:pPr>
+        <w:pStyle w:val="NormalWeb"/>
+        <w:rPr>
+          <w:rFonts w:asciiTheme="minorHAnsi" w:hAnsiTheme="minorHAnsi"/>
+        </w:rPr>
+      </w:pPr>
+      <w:r>
+        <w:rPr>
+          <w:rFonts w:asciiTheme="minorHAnsi" w:hAnsiTheme="minorHAnsi"/>
+        </w:rPr>
+        <w:lastRenderedPageBreak/>
+        <w:t>Current Conditioning (fully differential op amp with 1.7V input bias)</w:t>
+      </w:r>
+    </w:p>
+    <w:p>
+      <w:pPr>
+        <w:pStyle w:val="NormalWeb"/>
+        <w:rPr>
+          <w:rFonts w:asciiTheme="minorHAnsi" w:hAnsiTheme="minorHAnsi"/>
+        </w:rPr>
+      </w:pPr>
+      <w:r>
+        <w:rPr>
+          <w:rFonts w:asciiTheme="minorHAnsi" w:hAnsiTheme="minorHAnsi"/>
+        </w:rPr>
+        <w:t>Pin 88 for analog signal – DOUBLE CHECK!</w:t>
+      </w:r>
+    </w:p>
+    <w:p>
+      <w:pPr>
+        <w:pStyle w:val="NormalWeb"/>
+        <w:rPr>
+          <w:rFonts w:asciiTheme="minorHAnsi" w:hAnsiTheme="minorHAnsi"/>
+          <w:b/>
+          <w:bCs/>
+        </w:rPr>
+      </w:pPr>
+      <w:r>
+        <w:rPr>
+          <w:rFonts w:asciiTheme="minorHAnsi" w:hAnsiTheme="minorHAnsi"/>
+          <w:b/>
+          <w:bCs/>
+        </w:rPr>
+        <w:t>Without any analog signal supplied</w:t>
+      </w:r>
+      <w:r>
+        <w:rPr>
+          <w:rFonts w:asciiTheme="minorHAnsi" w:hAnsiTheme="minorHAnsi"/>
+          <w:b/>
+          <w:bCs/>
+        </w:rPr>
+        <w:t xml:space="preserve"> (only 5V supply for op amp)</w:t>
+      </w:r>
+    </w:p>
+    <w:p>
+      <w:pPr>
+        <w:pStyle w:val="NormalWeb"/>
+        <w:rPr>
+          <w:rFonts w:asciiTheme="minorHAnsi" w:hAnsiTheme="minorHAnsi"/>
+        </w:rPr>
+      </w:pPr>
+      <w:r>
+        <w:rPr>
+          <w:rFonts w:asciiTheme="minorHAnsi" w:hAnsiTheme="minorHAnsi"/>
+        </w:rPr>
+        <w:t>Expected: both input and output pins are at common mode 2.5V – right??</w:t>
+      </w:r>
+    </w:p>
+    <w:p>
+      <w:pPr>
+        <w:pStyle w:val="NormalWeb"/>
+        <w:rPr>
+          <w:rFonts w:asciiTheme="minorHAnsi" w:hAnsiTheme="minorHAnsi"/>
+        </w:rPr>
+      </w:pPr>
+      <w:r>
+        <w:rPr>
+          <w:rFonts w:asciiTheme="minorHAnsi" w:hAnsiTheme="minorHAnsi"/>
+        </w:rPr>
+        <w:t>Reality:</w:t>
+      </w:r>
+    </w:p>
+    <w:p>
+      <w:pPr>
+        <w:pStyle w:val="NormalWeb"/>
+        <w:rPr>
+          <w:rFonts w:asciiTheme="minorHAnsi" w:hAnsiTheme="minorHAnsi"/>
+        </w:rPr>
+      </w:pPr>
+      <w:r>
+        <w:rPr>
+          <w:rFonts w:asciiTheme="minorHAnsi" w:hAnsiTheme="minorHAnsi"/>
+        </w:rPr>
+        <w:t>Negative output pin</w:t>
+      </w:r>
+    </w:p>
+    <w:p>
+      <w:pPr>
+        <w:pStyle w:val="NormalWeb"/>
+      </w:pPr>
+      <w:r>
+        <w:drawing>
+          <wp:inline distT="0" distB="0" distL="0" distR="0" wp14:anchorId="6DE7E477" wp14:editId="3F0CD802">
+            <wp:extent cx="3589036" cy="2691976"/>
+            <wp:effectExtent l="0" t="8573" r="2858" b="2857"/>
+            <wp:docPr id="1539224588" name="Picture 9" descr="A machine with wires and a screen&#10;&#10;AI-generated content may be incorrect."/>
+            <wp:cNvGraphicFramePr>
+              <a:graphicFrameLocks xmlns:a="http://schemas.openxmlformats.org/drawingml/2006/main" noChangeAspect="1"/>
+            </wp:cNvGraphicFramePr>
+            <a:graphic xmlns:a="http://schemas.openxmlformats.org/drawingml/2006/main">
+              <a:graphicData uri="http://schemas.openxmlformats.org/drawingml/2006/picture">
+                <pic:pic xmlns:pic="http://schemas.openxmlformats.org/drawingml/2006/picture">
+                  <pic:nvPicPr>
+                    <pic:cNvPr id="1539224588" name="Picture 9" descr="A machine with wires and a screen&#10;&#10;AI-generated content may be incorrect."/>
+                    <pic:cNvPicPr>
+                      <a:picLocks noChangeAspect="1" noChangeArrowheads="1"/>
+                    </pic:cNvPicPr>
+                  </pic:nvPicPr>
+                  <pic:blipFill>
+                    <a:blip r:embed="rId11" cstate="print">
+                      <a:extLst>
+                        <a:ext uri="{28A0092B-C50C-407E-A947-70E740481C1C}">
+                          <a14:useLocalDpi xmlns:a14="http://schemas.microsoft.com/office/drawing/2010/main" val="0"/>
+                        </a:ext>
+                      </a:extLst>
+                    </a:blip>
+                    <a:srcRect/>
+                    <a:stretch>
+                      <a:fillRect/>
+                    </a:stretch>
+                  </pic:blipFill>
+                  <pic:spPr bwMode="auto">
+                    <a:xfrm rot="5400000">
+                      <a:off x="0" y="0"/>
+                      <a:ext cx="3594149" cy="2695811"/>
+                    </a:xfrm>
+                    <a:prstGeom prst="rect">
+                      <a:avLst/>
+                    </a:prstGeom>
+                    <a:noFill/>
+                    <a:ln>
+                      <a:noFill/>
+                    </a:ln>
+                  </pic:spPr>
+                </pic:pic>
+              </a:graphicData>
+            </a:graphic>
+          </wp:inline>
+        </w:drawing>
+      </w:r>
+    </w:p>
+    <w:p>
+      <w:pPr>
+        <w:pStyle w:val="NormalWeb"/>
+      </w:pPr>
+      <w:r>
+        <w:t>Positive output pin</w:t>
+      </w:r>
+    </w:p>
+    <w:p>
+      <w:pPr>
+        <w:pStyle w:val="NormalWeb"/>
+      </w:pPr>
+      <w:r>
+        <w:lastRenderedPageBreak/>
+        <w:drawing>
+          <wp:inline distT="0" distB="0" distL="0" distR="0" wp14:anchorId="1EA2A305" wp14:editId="7861126D">
+            <wp:extent cx="2875704" cy="2156937"/>
+            <wp:effectExtent l="0" t="2540" r="0" b="0"/>
+            <wp:docPr id="106092971" name="Picture 11" descr="A machine with wires connected to it&#10;&#10;AI-generated content may be incorrect."/>
+            <wp:cNvGraphicFramePr>
+              <a:graphicFrameLocks xmlns:a="http://schemas.openxmlformats.org/drawingml/2006/main" noChangeAspect="1"/>
+            </wp:cNvGraphicFramePr>
+            <a:graphic xmlns:a="http://schemas.openxmlformats.org/drawingml/2006/main">
+              <a:graphicData uri="http://schemas.openxmlformats.org/drawingml/2006/picture">
+                <pic:pic xmlns:pic="http://schemas.openxmlformats.org/drawingml/2006/picture">
+                  <pic:nvPicPr>
+                    <pic:cNvPr id="106092971" name="Picture 11" descr="A machine with wires connected to it&#10;&#10;AI-generated content may be incorrect."/>
+                    <pic:cNvPicPr>
+                      <a:picLocks noChangeAspect="1" noChangeArrowheads="1"/>
+                    </pic:cNvPicPr>
+                  </pic:nvPicPr>
+                  <pic:blipFill>
+                    <a:blip r:embed="rId12" cstate="print">
+                      <a:extLst>
+                        <a:ext uri="{28A0092B-C50C-407E-A947-70E740481C1C}">
+                          <a14:useLocalDpi xmlns:a14="http://schemas.microsoft.com/office/drawing/2010/main" val="0"/>
+                        </a:ext>
+                      </a:extLst>
+                    </a:blip>
+                    <a:srcRect/>
+                    <a:stretch>
+                      <a:fillRect/>
+                    </a:stretch>
+                  </pic:blipFill>
+                  <pic:spPr bwMode="auto">
+                    <a:xfrm rot="5400000">
+                      <a:off x="0" y="0"/>
+                      <a:ext cx="2880029" cy="2160181"/>
+                    </a:xfrm>
+                    <a:prstGeom prst="rect">
+                      <a:avLst/>
+                    </a:prstGeom>
+                    <a:noFill/>
+                    <a:ln>
+                      <a:noFill/>
+                    </a:ln>
+                  </pic:spPr>
+                </pic:pic>
+              </a:graphicData>
+            </a:graphic>
+          </wp:inline>
+        </w:drawing>
+      </w:r>
+    </w:p>
+    <w:p>
+      <w:pPr>
+        <w:pStyle w:val="NormalWeb"/>
+      </w:pPr>
+      <w:r>
+        <w:t>Differential</w:t>
+      </w:r>
+    </w:p>
+    <w:p>
+      <w:pPr>
+        <w:pStyle w:val="NormalWeb"/>
+      </w:pPr>
+      <w:r>
+        <w:drawing>
+          <wp:inline distT="0" distB="0" distL="0" distR="0" wp14:anchorId="258C89A6" wp14:editId="67FD382D">
+            <wp:extent cx="3172037" cy="2379203"/>
+            <wp:effectExtent l="0" t="3492" r="6032" b="6033"/>
+            <wp:docPr id="310482169" name="Picture 13" descr="A machine with wires and a circuit board&#10;&#10;AI-generated content may be incorrect."/>
+            <wp:cNvGraphicFramePr>
+              <a:graphicFrameLocks xmlns:a="http://schemas.openxmlformats.org/drawingml/2006/main" noChangeAspect="1"/>
+            </wp:cNvGraphicFramePr>
+            <a:graphic xmlns:a="http://schemas.openxmlformats.org/drawingml/2006/main">
+              <a:graphicData uri="http://schemas.openxmlformats.org/drawingml/2006/picture">
+                <pic:pic xmlns:pic="http://schemas.openxmlformats.org/drawingml/2006/picture">
+                  <pic:nvPicPr>
+                    <pic:cNvPr id="310482169" name="Picture 13" descr="A machine with wires and a circuit board&#10;&#10;AI-generated content may be incorrect."/>
+                    <pic:cNvPicPr>
+                      <a:picLocks noChangeAspect="1" noChangeArrowheads="1"/>
+                    </pic:cNvPicPr>
+                  </pic:nvPicPr>
+                  <pic:blipFill>
+                    <a:blip r:embed="rId13" cstate="print">
+                      <a:extLst>
+                        <a:ext uri="{28A0092B-C50C-407E-A947-70E740481C1C}">
+                          <a14:useLocalDpi xmlns:a14="http://schemas.microsoft.com/office/drawing/2010/main" val="0"/>
+                        </a:ext>
+                      </a:extLst>
+                    </a:blip>
+                    <a:srcRect/>
+                    <a:stretch>
+                      <a:fillRect/>
+                    </a:stretch>
+                  </pic:blipFill>
+                  <pic:spPr bwMode="auto">
+                    <a:xfrm rot="5400000">
+                      <a:off x="0" y="0"/>
+                      <a:ext cx="3175419" cy="2381740"/>
+                    </a:xfrm>
+                    <a:prstGeom prst="rect">
+                      <a:avLst/>
+                    </a:prstGeom>
+                    <a:noFill/>
+                    <a:ln>
+                      <a:noFill/>
+                    </a:ln>
+                  </pic:spPr>
+                </pic:pic>
+              </a:graphicData>
+            </a:graphic>
+          </wp:inline>
+        </w:drawing>
+      </w:r>
+    </w:p>
+    <w:p>
+      <w:pPr>
+        <w:pStyle w:val="NormalWeb"/>
+      </w:pPr>
+    </w:p>
+    <w:p>
+      <w:pPr>
+        <w:pStyle w:val="NormalWeb"/>
+      </w:pPr>
+    </w:p>
+    <w:p>
+      <w:pPr>
+        <w:pStyle w:val="NormalWeb"/>
+      </w:pPr>
+      <w:r>
+        <w:t>With Analog signal – 1.998V -0.005mA</w:t>
+      </w:r>
+    </w:p>
+    <w:p>
+      <w:pPr>
+        <w:pStyle w:val="NormalWeb"/>
+      </w:pPr>
+      <w:r>
+        <w:t>Negative output pin</w:t>
+      </w:r>
+    </w:p>
+    <w:p>
+      <w:pPr>
+        <w:pStyle w:val="NormalWeb"/>
+      </w:pPr>
+      <w:r>
+        <w:lastRenderedPageBreak/>
+        <w:drawing>
+          <wp:inline distT="0" distB="0" distL="0" distR="0" wp14:anchorId="5F950392" wp14:editId="2DCB36AC">
+            <wp:extent cx="3205904" cy="2404606"/>
+            <wp:effectExtent l="635" t="0" r="0" b="0"/>
+            <wp:docPr id="2129831665" name="Picture 15" descr="A machine with wires connected to a circuit board&#10;&#10;AI-generated content may be incorrect."/>
+            <wp:cNvGraphicFramePr>
+              <a:graphicFrameLocks xmlns:a="http://schemas.openxmlformats.org/drawingml/2006/main" noChangeAspect="1"/>
+            </wp:cNvGraphicFramePr>
+            <a:graphic xmlns:a="http://schemas.openxmlformats.org/drawingml/2006/main">
+              <a:graphicData uri="http://schemas.openxmlformats.org/drawingml/2006/picture">
+                <pic:pic xmlns:pic="http://schemas.openxmlformats.org/drawingml/2006/picture">
+                  <pic:nvPicPr>
+                    <pic:cNvPr id="2129831665" name="Picture 15" descr="A machine with wires connected to a circuit board&#10;&#10;AI-generated content may be incorrect."/>
+                    <pic:cNvPicPr>
+                      <a:picLocks noChangeAspect="1" noChangeArrowheads="1"/>
+                    </pic:cNvPicPr>
+                  </pic:nvPicPr>
+                  <pic:blipFill>
+                    <a:blip r:embed="rId14" cstate="print">
+                      <a:extLst>
+                        <a:ext uri="{28A0092B-C50C-407E-A947-70E740481C1C}">
+                          <a14:useLocalDpi xmlns:a14="http://schemas.microsoft.com/office/drawing/2010/main" val="0"/>
+                        </a:ext>
+                      </a:extLst>
+                    </a:blip>
+                    <a:srcRect/>
+                    <a:stretch>
+                      <a:fillRect/>
+                    </a:stretch>
+                  </pic:blipFill>
+                  <pic:spPr bwMode="auto">
+                    <a:xfrm rot="5400000">
+                      <a:off x="0" y="0"/>
+                      <a:ext cx="3215711" cy="2411962"/>
+                    </a:xfrm>
+                    <a:prstGeom prst="rect">
+                      <a:avLst/>
+                    </a:prstGeom>
+                    <a:noFill/>
+                    <a:ln>
+                      <a:noFill/>
+                    </a:ln>
+                  </pic:spPr>
+                </pic:pic>
+              </a:graphicData>
+            </a:graphic>
+          </wp:inline>
+        </w:drawing>
+      </w:r>
+    </w:p>
+    <w:p>
+      <w:pPr>
+        <w:pStyle w:val="NormalWeb"/>
+      </w:pPr>
+    </w:p>
+    <w:p>
+      <w:pPr>
+        <w:pStyle w:val="NormalWeb"/>
+      </w:pPr>
+      <w:r>
+        <w:t>Positive output pin</w:t>
+      </w:r>
+    </w:p>
+    <w:p>
+      <w:pPr>
+        <w:pStyle w:val="NormalWeb"/>
+      </w:pPr>
+      <w:r>
+        <w:drawing>
+          <wp:inline distT="0" distB="0" distL="0" distR="0" wp14:anchorId="6074F47F" wp14:editId="6687B69F">
+            <wp:extent cx="3586904" cy="2690377"/>
+            <wp:effectExtent l="0" t="8890" r="5080" b="5080"/>
+            <wp:docPr id="834638135" name="Picture 17" descr="A machine with wires connected to a circuit board&#10;&#10;AI-generated content may be incorrect."/>
+            <wp:cNvGraphicFramePr>
+              <a:graphicFrameLocks xmlns:a="http://schemas.openxmlformats.org/drawingml/2006/main" noChangeAspect="1"/>
+            </wp:cNvGraphicFramePr>
+            <a:graphic xmlns:a="http://schemas.openxmlformats.org/drawingml/2006/main">
+              <a:graphicData uri="http://schemas.openxmlformats.org/drawingml/2006/picture">
+                <pic:pic xmlns:pic="http://schemas.openxmlformats.org/drawingml/2006/picture">
+                  <pic:nvPicPr>
+                    <pic:cNvPr id="834638135" name="Picture 17" descr="A machine with wires connected to a circuit board&#10;&#10;AI-generated content may be incorrect."/>
+                    <pic:cNvPicPr>
+                      <a:picLocks noChangeAspect="1" noChangeArrowheads="1"/>
+                    </pic:cNvPicPr>
+                  </pic:nvPicPr>
+                  <pic:blipFill>
+                    <a:blip r:embed="rId15" cstate="print">
+                      <a:extLst>
+                        <a:ext uri="{28A0092B-C50C-407E-A947-70E740481C1C}">
+                          <a14:useLocalDpi xmlns:a14="http://schemas.microsoft.com/office/drawing/2010/main" val="0"/>
+                        </a:ext>
+                      </a:extLst>
+                    </a:blip>
+                    <a:srcRect/>
+                    <a:stretch>
+                      <a:fillRect/>
+                    </a:stretch>
+                  </pic:blipFill>
+                  <pic:spPr bwMode="auto">
+                    <a:xfrm rot="5400000">
+                      <a:off x="0" y="0"/>
+                      <a:ext cx="3591385" cy="2693738"/>
+                    </a:xfrm>
+                    <a:prstGeom prst="rect">
+                      <a:avLst/>
+                    </a:prstGeom>
+                    <a:noFill/>
+                    <a:ln>
+                      <a:noFill/>
+                    </a:ln>
+                  </pic:spPr>
+                </pic:pic>
+              </a:graphicData>
+            </a:graphic>
+          </wp:inline>
+        </w:drawing>
+      </w:r>
+    </w:p>
+    <w:p>
+      <w:pPr>
+        <w:pStyle w:val="NormalWeb"/>
+      </w:pPr>
+    </w:p>
+    <w:p>
+      <w:pPr>
+        <w:pStyle w:val="NormalWeb"/>
+      </w:pPr>
+      <w:r>
+        <w:t>Differential</w:t>
+      </w:r>
+    </w:p>
+    <w:p>
+      <w:pPr>
+        <w:pStyle w:val="NormalWeb"/>
+      </w:pPr>
+      <w:r>
+        <w:lastRenderedPageBreak/>
+        <w:drawing>
+          <wp:inline distT="0" distB="0" distL="0" distR="0" wp14:anchorId="331F99CF" wp14:editId="675FF004">
+            <wp:extent cx="3472604" cy="2604645"/>
+            <wp:effectExtent l="0" t="4128" r="0" b="0"/>
+            <wp:docPr id="1784492994" name="Picture 19" descr="A machine with wires connected to it&#10;&#10;AI-generated content may be incorrect."/>
+            <wp:cNvGraphicFramePr>
+              <a:graphicFrameLocks xmlns:a="http://schemas.openxmlformats.org/drawingml/2006/main" noChangeAspect="1"/>
+            </wp:cNvGraphicFramePr>
+            <a:graphic xmlns:a="http://schemas.openxmlformats.org/drawingml/2006/main">
+              <a:graphicData uri="http://schemas.openxmlformats.org/drawingml/2006/picture">
+                <pic:pic xmlns:pic="http://schemas.openxmlformats.org/drawingml/2006/picture">
+                  <pic:nvPicPr>
+                    <pic:cNvPr id="1784492994" name="Picture 19" descr="A machine with wires connected to it&#10;&#10;AI-generated content may be incorrect."/>
+                    <pic:cNvPicPr>
+                      <a:picLocks noChangeAspect="1" noChangeArrowheads="1"/>
+                    </pic:cNvPicPr>
+                  </pic:nvPicPr>
+                  <pic:blipFill>
+                    <a:blip r:embed="rId16" cstate="print">
+                      <a:extLst>
+                        <a:ext uri="{28A0092B-C50C-407E-A947-70E740481C1C}">
+                          <a14:useLocalDpi xmlns:a14="http://schemas.microsoft.com/office/drawing/2010/main" val="0"/>
+                        </a:ext>
+                      </a:extLst>
+                    </a:blip>
+                    <a:srcRect/>
+                    <a:stretch>
+                      <a:fillRect/>
+                    </a:stretch>
+                  </pic:blipFill>
+                  <pic:spPr bwMode="auto">
+                    <a:xfrm rot="5400000">
+                      <a:off x="0" y="0"/>
+                      <a:ext cx="3476672" cy="2607696"/>
+                    </a:xfrm>
+                    <a:prstGeom prst="rect">
+                      <a:avLst/>
+                    </a:prstGeom>
+                    <a:noFill/>
+                    <a:ln>
+                      <a:noFill/>
+                    </a:ln>
+                  </pic:spPr>
+                </pic:pic>
+              </a:graphicData>
+            </a:graphic>
+          </wp:inline>
+        </w:drawing>
+      </w:r>
+    </w:p>
+    <w:p>
+      <w:pPr>
+        <w:pStyle w:val="NormalWeb"/>
+        <w:rPr>
+          <w:lang w:val="en-US"/>
+        </w:rPr>
+      </w:pPr>
+      <w:r>
+        <w:t xml:space="preserve">Gain: 0.446/1.998 = </w:t>
+      </w:r>
+      <w:r>
+        <w:rPr>
+          <w:lang w:val="en-US"/>
+        </w:rPr>
+        <w:t>0.2232</w:t>
+      </w:r>
+    </w:p>
+    <w:p>
+      <w:pPr>
+        <w:pStyle w:val="NormalWeb"/>
+        <w:rPr>
+          <w:lang w:val="en-US"/>
+        </w:rPr>
+      </w:pPr>
+      <w:r>
+        <w:rPr>
+          <w:lang w:val="en-US"/>
+        </w:rPr>
+        <w:t>Expected Gain:</w:t>
+      </w:r>
+    </w:p>
+    <w:p>
+      <w:pPr>
+        <w:pStyle w:val="NormalWeb"/>
+      </w:pPr>
+      <w:r>
+        <w:rPr>
+          <w:lang w:val="en-US"/>
+        </w:rPr>
+        <w:t>I DUNNO THINK ABOUT THIS</w:t>
+      </w:r>
+    </w:p>
+    <w:p>
+      <w:pPr>
+        <w:pStyle w:val="NormalWeb"/>
+      </w:pPr>
+    </w:p>
+    <w:p>
+      <w:pPr>
+        <w:pStyle w:val="NormalWeb"/>
+      </w:pPr>
+    </w:p>
+    <w:p>
+      <w:pPr>
+        <w:pStyle w:val="NormalWeb"/>
+      </w:pPr>
+    </w:p>
+    <w:p>
+      <w:pPr>
+        <w:pStyle w:val="NormalWeb"/>
+        <w:rPr>
+          <w:rFonts w:asciiTheme="minorHAnsi" w:hAnsiTheme="minorHAnsi"/>
+        </w:rPr>
+      </w:pPr>
+    </w:p>
+    <w:p>
+      <w:pPr>
+        <w:pStyle w:val="NormalWeb"/>
+        <w:rPr>
+          <w:rFonts w:asciiTheme="minorHAnsi" w:hAnsiTheme="minorHAnsi"/>
+        </w:rPr>
+      </w:pPr>
+    </w:p>
+    <w:p>
+      <w:pPr>
+        <w:pStyle w:val="NormalWeb"/>
+        <w:rPr>
+          <w:rFonts w:asciiTheme="minorHAnsi" w:hAnsiTheme="minorHAnsi"/>
+        </w:rPr>
+      </w:pPr>
+    </w:p>
+    <w:p>
+      <w:pPr>
+        <w:pStyle w:val="ListParagraph"/>
+      </w:pPr>
+    </w:p>
+    <w:p>
+      <w:pPr>
+        <w:pStyle w:val="ListParagraph"/>
       </w:pPr>
     </w:p>
     <w:p>

--- a/Meeting_Minutes(TemporarilyHere)/LabAnalogSignalTEST_13.03.2025.docx
+++ b/Meeting_Minutes(TemporarilyHere)/LabAnalogSignalTEST_13.03.2025.docx
@@ -150,6 +150,9 @@
     </w:p>
     <w:p>
       <w:r>
+        <w:rPr>
+          <w:noProof/>
+        </w:rPr>
         <w:drawing>
           <wp:inline distT="0" distB="0" distL="0" distR="0" wp14:anchorId="6B1EE016" wp14:editId="46D34826">
             <wp:extent cx="3581400" cy="2992171"/>
@@ -296,6 +299,9 @@
         <w:ind w:left="720"/>
       </w:pPr>
       <w:r>
+        <w:rPr>
+          <w:noProof/>
+        </w:rPr>
         <w:drawing>
           <wp:inline distT="0" distB="0" distL="0" distR="0" wp14:anchorId="6418E6DF" wp14:editId="5CAD5C4E">
             <wp:extent cx="3329411" cy="2497243"/>
@@ -386,6 +392,9 @@
         <w:ind w:left="720"/>
       </w:pPr>
       <w:r>
+        <w:rPr>
+          <w:noProof/>
+        </w:rPr>
         <w:lastRenderedPageBreak/>
         <w:drawing>
           <wp:inline distT="0" distB="0" distL="0" distR="0" wp14:anchorId="0E505311" wp14:editId="787FDF7B">
@@ -811,53 +820,505 @@
         </w:rPr>
       </w:pPr>
     </w:p>
-    <w:p>
-      <w:pPr>
-        <w:pStyle w:val="NormalWeb"/>
-        <w:rPr>
-          <w:rFonts w:asciiTheme="minorHAnsi" w:hAnsiTheme="minorHAnsi"/>
-        </w:rPr>
-      </w:pPr>
-      <w:r>
-        <w:rPr>
-          <w:rFonts w:asciiTheme="minorHAnsi" w:hAnsiTheme="minorHAnsi"/>
-          <w:highlight w:val="yellow"/>
-        </w:rPr>
-        <w:t>Have not tested  - analog signals with bias coming in – so op amp also has 1.7V input</w:t>
-      </w:r>
-    </w:p>
-    <w:p>
-      <w:pPr>
-        <w:pStyle w:val="NormalWeb"/>
-        <w:rPr>
-          <w:rFonts w:asciiTheme="minorHAnsi" w:hAnsiTheme="minorHAnsi"/>
-        </w:rPr>
-      </w:pPr>
-    </w:p>
-    <w:p>
-      <w:pPr>
-        <w:pStyle w:val="NormalWeb"/>
-        <w:rPr>
-          <w:rFonts w:asciiTheme="minorHAnsi" w:hAnsiTheme="minorHAnsi"/>
-        </w:rPr>
-      </w:pPr>
-    </w:p>
-    <w:p>
-      <w:pPr>
-        <w:pStyle w:val="NormalWeb"/>
-        <w:rPr>
-          <w:rFonts w:asciiTheme="minorHAnsi" w:hAnsiTheme="minorHAnsi"/>
-        </w:rPr>
-      </w:pPr>
-    </w:p>
-    <w:p>
-      <w:pPr>
-        <w:pStyle w:val="NormalWeb"/>
-        <w:rPr>
-          <w:rFonts w:asciiTheme="minorHAnsi" w:hAnsiTheme="minorHAnsi"/>
-        </w:rPr>
-      </w:pPr>
-    </w:p>
+    <w:tbl>
+      <w:tblPr>
+        <w:tblStyle w:val="TableGrid"/>
+        <w:tblW w:w="0" w:type="auto"/>
+        <w:tblLook w:val="04A0" w:firstRow="1" w:lastRow="0" w:firstColumn="1" w:lastColumn="0" w:noHBand="0" w:noVBand="1"/>
+      </w:tblPr>
+      <w:tblGrid>
+        <w:gridCol w:w="2339"/>
+        <w:gridCol w:w="2590"/>
+        <w:gridCol w:w="2171"/>
+        <w:gridCol w:w="1916"/>
+      </w:tblGrid>
+      <w:tr>
+        <w:tc>
+          <w:tcPr>
+            <w:tcW w:w="2339" w:type="dxa"/>
+          </w:tcPr>
+          <w:p>
+            <w:pPr>
+              <w:pStyle w:val="NormalWeb"/>
+            </w:pPr>
+            <w:r>
+              <w:t>Input signal voltage (V)</w:t>
+            </w:r>
+          </w:p>
+        </w:tc>
+        <w:tc>
+          <w:tcPr>
+            <w:tcW w:w="2590" w:type="dxa"/>
+          </w:tcPr>
+          <w:p>
+            <w:pPr>
+              <w:pStyle w:val="NormalWeb"/>
+            </w:pPr>
+            <w:r>
+              <w:t>Differential output (V)</w:t>
+            </w:r>
+          </w:p>
+        </w:tc>
+        <w:tc>
+          <w:tcPr>
+            <w:tcW w:w="2171" w:type="dxa"/>
+          </w:tcPr>
+          <w:p>
+            <w:pPr>
+              <w:pStyle w:val="NormalWeb"/>
+            </w:pPr>
+            <w:r>
+              <w:t>Positive output (V)</w:t>
+            </w:r>
+          </w:p>
+        </w:tc>
+        <w:tc>
+          <w:tcPr>
+            <w:tcW w:w="1916" w:type="dxa"/>
+          </w:tcPr>
+          <w:p>
+            <w:pPr>
+              <w:pStyle w:val="NormalWeb"/>
+            </w:pPr>
+            <w:r>
+              <w:t>Negative output (V)</w:t>
+            </w:r>
+          </w:p>
+        </w:tc>
+      </w:tr>
+      <w:tr>
+        <w:tc>
+          <w:tcPr>
+            <w:tcW w:w="2339" w:type="dxa"/>
+          </w:tcPr>
+          <w:p>
+            <w:pPr>
+              <w:pStyle w:val="NormalWeb"/>
+            </w:pPr>
+            <w:r>
+              <w:t>0</w:t>
+            </w:r>
+          </w:p>
+        </w:tc>
+        <w:tc>
+          <w:tcPr>
+            <w:tcW w:w="2590" w:type="dxa"/>
+          </w:tcPr>
+          <w:p>
+            <w:pPr>
+              <w:pStyle w:val="NormalWeb"/>
+            </w:pPr>
+            <w:r>
+              <w:t>24.5m</w:t>
+            </w:r>
+          </w:p>
+        </w:tc>
+        <w:tc>
+          <w:tcPr>
+            <w:tcW w:w="2171" w:type="dxa"/>
+          </w:tcPr>
+          <w:p>
+            <w:pPr>
+              <w:pStyle w:val="NormalWeb"/>
+            </w:pPr>
+            <w:r>
+              <w:t>2.513</w:t>
+            </w:r>
+          </w:p>
+        </w:tc>
+        <w:tc>
+          <w:tcPr>
+            <w:tcW w:w="1916" w:type="dxa"/>
+          </w:tcPr>
+          <w:p>
+            <w:pPr>
+              <w:pStyle w:val="NormalWeb"/>
+            </w:pPr>
+            <w:r>
+              <w:t>2.489</w:t>
+            </w:r>
+          </w:p>
+        </w:tc>
+      </w:tr>
+      <w:tr>
+        <w:tc>
+          <w:tcPr>
+            <w:tcW w:w="2339" w:type="dxa"/>
+          </w:tcPr>
+          <w:p>
+            <w:pPr>
+              <w:pStyle w:val="NormalWeb"/>
+            </w:pPr>
+            <w:r>
+              <w:t>1.004</w:t>
+            </w:r>
+          </w:p>
+        </w:tc>
+        <w:tc>
+          <w:tcPr>
+            <w:tcW w:w="2590" w:type="dxa"/>
+          </w:tcPr>
+          <w:p>
+            <w:pPr>
+              <w:pStyle w:val="NormalWeb"/>
+            </w:pPr>
+            <w:r>
+              <w:t>1.510</w:t>
+            </w:r>
+          </w:p>
+        </w:tc>
+        <w:tc>
+          <w:tcPr>
+            <w:tcW w:w="2171" w:type="dxa"/>
+          </w:tcPr>
+          <w:p>
+            <w:pPr>
+              <w:pStyle w:val="NormalWeb"/>
+            </w:pPr>
+            <w:r>
+              <w:t>3.256</w:t>
+            </w:r>
+          </w:p>
+        </w:tc>
+        <w:tc>
+          <w:tcPr>
+            <w:tcW w:w="1916" w:type="dxa"/>
+          </w:tcPr>
+          <w:p>
+            <w:pPr>
+              <w:pStyle w:val="NormalWeb"/>
+            </w:pPr>
+            <w:r>
+              <w:t>1.746</w:t>
+            </w:r>
+          </w:p>
+        </w:tc>
+      </w:tr>
+      <w:tr>
+        <w:tc>
+          <w:tcPr>
+            <w:tcW w:w="2339" w:type="dxa"/>
+          </w:tcPr>
+          <w:p>
+            <w:pPr>
+              <w:pStyle w:val="NormalWeb"/>
+            </w:pPr>
+            <w:r>
+              <w:t>2.005</w:t>
+            </w:r>
+          </w:p>
+        </w:tc>
+        <w:tc>
+          <w:tcPr>
+            <w:tcW w:w="2590" w:type="dxa"/>
+          </w:tcPr>
+          <w:p>
+            <w:pPr>
+              <w:pStyle w:val="NormalWeb"/>
+            </w:pPr>
+            <w:r>
+              <w:t>3.014</w:t>
+            </w:r>
+          </w:p>
+        </w:tc>
+        <w:tc>
+          <w:tcPr>
+            <w:tcW w:w="2171" w:type="dxa"/>
+          </w:tcPr>
+          <w:p>
+            <w:pPr>
+              <w:pStyle w:val="NormalWeb"/>
+            </w:pPr>
+            <w:r>
+              <w:t>4.008</w:t>
+            </w:r>
+          </w:p>
+        </w:tc>
+        <w:tc>
+          <w:tcPr>
+            <w:tcW w:w="1916" w:type="dxa"/>
+          </w:tcPr>
+          <w:p>
+            <w:pPr>
+              <w:pStyle w:val="NormalWeb"/>
+            </w:pPr>
+            <w:r>
+              <w:t>0.9949</w:t>
+            </w:r>
+          </w:p>
+        </w:tc>
+      </w:tr>
+      <w:tr>
+        <w:tc>
+          <w:tcPr>
+            <w:tcW w:w="2339" w:type="dxa"/>
+          </w:tcPr>
+          <w:p>
+            <w:pPr>
+              <w:pStyle w:val="NormalWeb"/>
+            </w:pPr>
+            <w:r>
+              <w:t>2.504</w:t>
+            </w:r>
+          </w:p>
+        </w:tc>
+        <w:tc>
+          <w:tcPr>
+            <w:tcW w:w="2590" w:type="dxa"/>
+          </w:tcPr>
+          <w:p>
+            <w:pPr>
+              <w:pStyle w:val="NormalWeb"/>
+            </w:pPr>
+            <w:r>
+              <w:t>3.765</w:t>
+            </w:r>
+          </w:p>
+        </w:tc>
+        <w:tc>
+          <w:tcPr>
+            <w:tcW w:w="2171" w:type="dxa"/>
+          </w:tcPr>
+          <w:p>
+            <w:pPr>
+              <w:pStyle w:val="NormalWeb"/>
+            </w:pPr>
+            <w:r>
+              <w:t>4.384</w:t>
+            </w:r>
+          </w:p>
+        </w:tc>
+        <w:tc>
+          <w:tcPr>
+            <w:tcW w:w="1916" w:type="dxa"/>
+          </w:tcPr>
+          <w:p>
+            <w:pPr>
+              <w:pStyle w:val="NormalWeb"/>
+            </w:pPr>
+            <w:r>
+              <w:t>0.619</w:t>
+            </w:r>
+          </w:p>
+        </w:tc>
+      </w:tr>
+      <w:tr>
+        <w:tc>
+          <w:tcPr>
+            <w:tcW w:w="2339" w:type="dxa"/>
+          </w:tcPr>
+          <w:p>
+            <w:pPr>
+              <w:pStyle w:val="NormalWeb"/>
+            </w:pPr>
+            <w:r>
+              <w:t>3.003</w:t>
+            </w:r>
+          </w:p>
+        </w:tc>
+        <w:tc>
+          <w:tcPr>
+            <w:tcW w:w="2590" w:type="dxa"/>
+          </w:tcPr>
+          <w:p>
+            <w:pPr>
+              <w:pStyle w:val="NormalWeb"/>
+            </w:pPr>
+            <w:r>
+              <w:t>4.516</w:t>
+            </w:r>
+          </w:p>
+        </w:tc>
+        <w:tc>
+          <w:tcPr>
+            <w:tcW w:w="2171" w:type="dxa"/>
+          </w:tcPr>
+          <w:p>
+            <w:pPr>
+              <w:pStyle w:val="NormalWeb"/>
+            </w:pPr>
+            <w:r>
+              <w:t>4.759</w:t>
+            </w:r>
+          </w:p>
+        </w:tc>
+        <w:tc>
+          <w:tcPr>
+            <w:tcW w:w="1916" w:type="dxa"/>
+          </w:tcPr>
+          <w:p>
+            <w:pPr>
+              <w:pStyle w:val="NormalWeb"/>
+            </w:pPr>
+            <w:r>
+              <w:t>0.2432</w:t>
+            </w:r>
+          </w:p>
+        </w:tc>
+      </w:tr>
+      <w:tr>
+        <w:tc>
+          <w:tcPr>
+            <w:tcW w:w="2339" w:type="dxa"/>
+          </w:tcPr>
+          <w:p>
+            <w:pPr>
+              <w:pStyle w:val="NormalWeb"/>
+            </w:pPr>
+            <w:r>
+              <w:t>3.503</w:t>
+            </w:r>
+          </w:p>
+        </w:tc>
+        <w:tc>
+          <w:tcPr>
+            <w:tcW w:w="2590" w:type="dxa"/>
+          </w:tcPr>
+          <w:p>
+            <w:pPr>
+              <w:pStyle w:val="NormalWeb"/>
+            </w:pPr>
+            <w:r>
+              <w:t>4.923</w:t>
+            </w:r>
+          </w:p>
+        </w:tc>
+        <w:tc>
+          <w:tcPr>
+            <w:tcW w:w="2171" w:type="dxa"/>
+          </w:tcPr>
+          <w:p>
+            <w:pPr>
+              <w:pStyle w:val="NormalWeb"/>
+            </w:pPr>
+            <w:r>
+              <w:t>4.952</w:t>
+            </w:r>
+          </w:p>
+        </w:tc>
+        <w:tc>
+          <w:tcPr>
+            <w:tcW w:w="1916" w:type="dxa"/>
+          </w:tcPr>
+          <w:p>
+            <w:pPr>
+              <w:pStyle w:val="NormalWeb"/>
+            </w:pPr>
+            <w:r>
+              <w:t>28.55mV</w:t>
+            </w:r>
+          </w:p>
+        </w:tc>
+      </w:tr>
+      <w:tr>
+        <w:tc>
+          <w:tcPr>
+            <w:tcW w:w="2339" w:type="dxa"/>
+          </w:tcPr>
+          <w:p>
+            <w:pPr>
+              <w:pStyle w:val="NormalWeb"/>
+            </w:pPr>
+            <w:r>
+              <w:t>4.004</w:t>
+            </w:r>
+          </w:p>
+        </w:tc>
+        <w:tc>
+          <w:tcPr>
+            <w:tcW w:w="2590" w:type="dxa"/>
+          </w:tcPr>
+          <w:p>
+            <w:pPr>
+              <w:pStyle w:val="NormalWeb"/>
+            </w:pPr>
+            <w:r>
+              <w:t>4.922</w:t>
+            </w:r>
+          </w:p>
+        </w:tc>
+        <w:tc>
+          <w:tcPr>
+            <w:tcW w:w="2171" w:type="dxa"/>
+          </w:tcPr>
+          <w:p>
+            <w:pPr>
+              <w:pStyle w:val="NormalWeb"/>
+            </w:pPr>
+            <w:r>
+              <w:t>4.951</w:t>
+            </w:r>
+          </w:p>
+        </w:tc>
+        <w:tc>
+          <w:tcPr>
+            <w:tcW w:w="1916" w:type="dxa"/>
+          </w:tcPr>
+          <w:p>
+            <w:pPr>
+              <w:pStyle w:val="NormalWeb"/>
+            </w:pPr>
+            <w:r>
+              <w:t>29.03mV</w:t>
+            </w:r>
+          </w:p>
+        </w:tc>
+      </w:tr>
+      <w:tr>
+        <w:tc>
+          <w:tcPr>
+            <w:tcW w:w="2339" w:type="dxa"/>
+          </w:tcPr>
+          <w:p>
+            <w:pPr>
+              <w:pStyle w:val="NormalWeb"/>
+            </w:pPr>
+            <w:r>
+              <w:t>4.503</w:t>
+            </w:r>
+          </w:p>
+        </w:tc>
+        <w:tc>
+          <w:tcPr>
+            <w:tcW w:w="2590" w:type="dxa"/>
+          </w:tcPr>
+          <w:p>
+            <w:pPr>
+              <w:pStyle w:val="NormalWeb"/>
+            </w:pPr>
+            <w:r>
+              <w:t>4.921</w:t>
+            </w:r>
+          </w:p>
+        </w:tc>
+        <w:tc>
+          <w:tcPr>
+            <w:tcW w:w="2171" w:type="dxa"/>
+          </w:tcPr>
+          <w:p>
+            <w:pPr>
+              <w:pStyle w:val="NormalWeb"/>
+            </w:pPr>
+            <w:r>
+              <w:t>4.951</w:t>
+            </w:r>
+          </w:p>
+        </w:tc>
+        <w:tc>
+          <w:tcPr>
+            <w:tcW w:w="1916" w:type="dxa"/>
+          </w:tcPr>
+          <w:p>
+            <w:pPr>
+              <w:pStyle w:val="NormalWeb"/>
+            </w:pPr>
+            <w:r>
+              <w:t>29.51mV</w:t>
+            </w:r>
+          </w:p>
+        </w:tc>
+      </w:tr>
+    </w:tbl>
     <w:p>
       <w:pPr>
         <w:pStyle w:val="NormalWeb"/>
@@ -968,6 +1429,9 @@
         <w:pStyle w:val="NormalWeb"/>
       </w:pPr>
       <w:r>
+        <w:rPr>
+          <w:noProof/>
+        </w:rPr>
         <w:drawing>
           <wp:inline distT="0" distB="0" distL="0" distR="0" wp14:anchorId="6DE7E477" wp14:editId="3F0CD802">
             <wp:extent cx="3589036" cy="2691976"/>
@@ -1031,6 +1495,9 @@
         <w:pStyle w:val="NormalWeb"/>
       </w:pPr>
       <w:r>
+        <w:rPr>
+          <w:noProof/>
+        </w:rPr>
         <w:lastRenderedPageBreak/>
         <w:drawing>
           <wp:inline distT="0" distB="0" distL="0" distR="0" wp14:anchorId="1EA2A305" wp14:editId="7861126D">
@@ -1095,6 +1562,9 @@
         <w:pStyle w:val="NormalWeb"/>
       </w:pPr>
       <w:r>
+        <w:rPr>
+          <w:noProof/>
+        </w:rPr>
         <w:drawing>
           <wp:inline distT="0" distB="0" distL="0" distR="0" wp14:anchorId="258C89A6" wp14:editId="67FD382D">
             <wp:extent cx="3172037" cy="2379203"/>
@@ -1176,6 +1646,9 @@
         <w:pStyle w:val="NormalWeb"/>
       </w:pPr>
       <w:r>
+        <w:rPr>
+          <w:noProof/>
+        </w:rPr>
         <w:lastRenderedPageBreak/>
         <w:drawing>
           <wp:inline distT="0" distB="0" distL="0" distR="0" wp14:anchorId="5F950392" wp14:editId="2DCB36AC">
@@ -1245,10 +1718,14 @@
         <w:pStyle w:val="NormalWeb"/>
       </w:pPr>
       <w:r>
+        <w:rPr>
+          <w:noProof/>
+        </w:rPr>
+        <w:lastRenderedPageBreak/>
         <w:drawing>
-          <wp:inline distT="0" distB="0" distL="0" distR="0" wp14:anchorId="6074F47F" wp14:editId="6687B69F">
-            <wp:extent cx="3586904" cy="2690377"/>
-            <wp:effectExtent l="0" t="8890" r="5080" b="5080"/>
+          <wp:inline distT="0" distB="0" distL="0" distR="0" wp14:anchorId="6074F47F" wp14:editId="478A8B7F">
+            <wp:extent cx="6024248" cy="4518520"/>
+            <wp:effectExtent l="0" t="8890" r="5715" b="5715"/>
             <wp:docPr id="834638135" name="Picture 17" descr="A machine with wires connected to a circuit board&#10;&#10;AI-generated content may be incorrect."/>
             <wp:cNvGraphicFramePr>
               <a:graphicFrameLocks xmlns:a="http://schemas.openxmlformats.org/drawingml/2006/main" noChangeAspect="1"/>
@@ -1278,7 +1755,7 @@
                   <pic:spPr bwMode="auto">
                     <a:xfrm rot="5400000">
                       <a:off x="0" y="0"/>
-                      <a:ext cx="3591385" cy="2693738"/>
+                      <a:ext cx="6024248" cy="4518520"/>
                     </a:xfrm>
                     <a:prstGeom prst="rect">
                       <a:avLst/>
@@ -1313,6 +1790,9 @@
         <w:pStyle w:val="NormalWeb"/>
       </w:pPr>
       <w:r>
+        <w:rPr>
+          <w:noProof/>
+        </w:rPr>
         <w:lastRenderedPageBreak/>
         <w:drawing>
           <wp:inline distT="0" distB="0" distL="0" distR="0" wp14:anchorId="331F99CF" wp14:editId="675FF004">
@@ -1380,31 +1860,1347 @@
         </w:rPr>
         <w:t>0.2232</w:t>
       </w:r>
-    </w:p>
-    <w:p>
-      <w:pPr>
-        <w:pStyle w:val="NormalWeb"/>
+      <w:r>
         <w:rPr>
           <w:lang w:val="en-US"/>
         </w:rPr>
-      </w:pPr>
-      <w:r>
+        <w:t xml:space="preserve"> - wrong</w:t>
+      </w:r>
+    </w:p>
+    <w:p>
+      <w:pPr>
+        <w:pStyle w:val="NormalWeb"/>
         <w:rPr>
           <w:lang w:val="en-US"/>
         </w:rPr>
+      </w:pPr>
+      <w:r>
+        <w:rPr>
+          <w:lang w:val="en-US"/>
+        </w:rPr>
         <w:t>Expected Gain:</w:t>
       </w:r>
     </w:p>
     <w:p>
       <w:pPr>
         <w:pStyle w:val="NormalWeb"/>
-      </w:pPr>
-      <w:r>
         <w:rPr>
           <w:lang w:val="en-US"/>
         </w:rPr>
+      </w:pPr>
+      <w:r>
+        <w:rPr>
+          <w:lang w:val="en-US"/>
+        </w:rPr>
         <w:t>I DUNNO THINK ABOUT THIS</w:t>
       </w:r>
+      <w:r>
+        <w:rPr>
+          <w:lang w:val="en-US"/>
+        </w:rPr>
+        <w:t xml:space="preserve"> – input signal has 1.7V bias as well so we have to input 1.7V to get the zero value in the differential output!</w:t>
+      </w:r>
+    </w:p>
+    <w:p>
+      <w:pPr>
+        <w:pStyle w:val="NormalWeb"/>
+        <w:rPr>
+          <w:lang w:val="en-US"/>
+        </w:rPr>
+      </w:pPr>
+    </w:p>
+    <w:p>
+      <w:pPr>
+        <w:pStyle w:val="NormalWeb"/>
+        <w:rPr>
+          <w:lang w:val="en-US"/>
+        </w:rPr>
+      </w:pPr>
+      <w:r>
+        <w:rPr>
+          <w:lang w:val="en-US"/>
+        </w:rPr>
+        <w:t>Table</w:t>
+      </w:r>
+    </w:p>
+    <w:tbl>
+      <w:tblPr>
+        <w:tblStyle w:val="TableGrid"/>
+        <w:tblW w:w="0" w:type="auto"/>
+        <w:tblLook w:val="04A0" w:firstRow="1" w:lastRow="0" w:firstColumn="1" w:lastColumn="0" w:noHBand="0" w:noVBand="1"/>
+      </w:tblPr>
+      <w:tblGrid>
+        <w:gridCol w:w="2339"/>
+        <w:gridCol w:w="2590"/>
+        <w:gridCol w:w="2171"/>
+        <w:gridCol w:w="1916"/>
+      </w:tblGrid>
+      <w:tr>
+        <w:tc>
+          <w:tcPr>
+            <w:tcW w:w="2339" w:type="dxa"/>
+          </w:tcPr>
+          <w:p>
+            <w:pPr>
+              <w:pStyle w:val="NormalWeb"/>
+            </w:pPr>
+            <w:r>
+              <w:t>Input signal voltage (V)</w:t>
+            </w:r>
+          </w:p>
+        </w:tc>
+        <w:tc>
+          <w:tcPr>
+            <w:tcW w:w="2590" w:type="dxa"/>
+          </w:tcPr>
+          <w:p>
+            <w:pPr>
+              <w:pStyle w:val="NormalWeb"/>
+            </w:pPr>
+            <w:r>
+              <w:t>Differential output (V)</w:t>
+            </w:r>
+          </w:p>
+        </w:tc>
+        <w:tc>
+          <w:tcPr>
+            <w:tcW w:w="2171" w:type="dxa"/>
+          </w:tcPr>
+          <w:p>
+            <w:pPr>
+              <w:pStyle w:val="NormalWeb"/>
+            </w:pPr>
+            <w:r>
+              <w:t>Positive output (V)</w:t>
+            </w:r>
+          </w:p>
+        </w:tc>
+        <w:tc>
+          <w:tcPr>
+            <w:tcW w:w="1916" w:type="dxa"/>
+          </w:tcPr>
+          <w:p>
+            <w:pPr>
+              <w:pStyle w:val="NormalWeb"/>
+            </w:pPr>
+            <w:r>
+              <w:t>Negative output (V)</w:t>
+            </w:r>
+          </w:p>
+        </w:tc>
+      </w:tr>
+      <w:tr>
+        <w:tc>
+          <w:tcPr>
+            <w:tcW w:w="2339" w:type="dxa"/>
+          </w:tcPr>
+          <w:p>
+            <w:pPr>
+              <w:pStyle w:val="NormalWeb"/>
+            </w:pPr>
+            <w:r>
+              <w:t>0</w:t>
+            </w:r>
+          </w:p>
+        </w:tc>
+        <w:tc>
+          <w:tcPr>
+            <w:tcW w:w="2590" w:type="dxa"/>
+          </w:tcPr>
+          <w:p>
+            <w:pPr>
+              <w:pStyle w:val="NormalWeb"/>
+            </w:pPr>
+            <w:r>
+              <w:t>2.52</w:t>
+            </w:r>
+          </w:p>
+        </w:tc>
+        <w:tc>
+          <w:tcPr>
+            <w:tcW w:w="2171" w:type="dxa"/>
+          </w:tcPr>
+          <w:p>
+            <w:pPr>
+              <w:pStyle w:val="NormalWeb"/>
+            </w:pPr>
+            <w:r>
+              <w:t>1.24</w:t>
+            </w:r>
+            <w:r>
+              <w:t>0</w:t>
+            </w:r>
+          </w:p>
+        </w:tc>
+        <w:tc>
+          <w:tcPr>
+            <w:tcW w:w="1916" w:type="dxa"/>
+          </w:tcPr>
+          <w:p>
+            <w:pPr>
+              <w:pStyle w:val="NormalWeb"/>
+            </w:pPr>
+            <w:r>
+              <w:t>3.76</w:t>
+            </w:r>
+            <w:r>
+              <w:t>3</w:t>
+            </w:r>
+          </w:p>
+        </w:tc>
+      </w:tr>
+      <w:tr>
+        <w:tc>
+          <w:tcPr>
+            <w:tcW w:w="2339" w:type="dxa"/>
+          </w:tcPr>
+          <w:p>
+            <w:pPr>
+              <w:pStyle w:val="NormalWeb"/>
+            </w:pPr>
+            <w:r>
+              <w:t>1.703</w:t>
+            </w:r>
+          </w:p>
+        </w:tc>
+        <w:tc>
+          <w:tcPr>
+            <w:tcW w:w="2590" w:type="dxa"/>
+          </w:tcPr>
+          <w:p>
+            <w:pPr>
+              <w:pStyle w:val="NormalWeb"/>
+            </w:pPr>
+            <w:r>
+              <w:t>0.00452</w:t>
+            </w:r>
+          </w:p>
+        </w:tc>
+        <w:tc>
+          <w:tcPr>
+            <w:tcW w:w="2171" w:type="dxa"/>
+          </w:tcPr>
+          <w:p>
+            <w:pPr>
+              <w:pStyle w:val="NormalWeb"/>
+            </w:pPr>
+            <w:r>
+              <w:t>2.50</w:t>
+            </w:r>
+            <w:r>
+              <w:t>3</w:t>
+            </w:r>
+          </w:p>
+        </w:tc>
+        <w:tc>
+          <w:tcPr>
+            <w:tcW w:w="1916" w:type="dxa"/>
+          </w:tcPr>
+          <w:p>
+            <w:pPr>
+              <w:pStyle w:val="NormalWeb"/>
+            </w:pPr>
+            <w:r>
+              <w:t>2.</w:t>
+            </w:r>
+            <w:r>
+              <w:t>499</w:t>
+            </w:r>
+          </w:p>
+        </w:tc>
+      </w:tr>
+      <w:tr>
+        <w:tc>
+          <w:tcPr>
+            <w:tcW w:w="2339" w:type="dxa"/>
+          </w:tcPr>
+          <w:p>
+            <w:pPr>
+              <w:pStyle w:val="NormalWeb"/>
+            </w:pPr>
+            <w:r>
+              <w:t>1.804</w:t>
+            </w:r>
+          </w:p>
+        </w:tc>
+        <w:tc>
+          <w:tcPr>
+            <w:tcW w:w="2590" w:type="dxa"/>
+          </w:tcPr>
+          <w:p>
+            <w:pPr>
+              <w:pStyle w:val="NormalWeb"/>
+            </w:pPr>
+            <w:r>
+              <w:t>0.155</w:t>
+            </w:r>
+          </w:p>
+        </w:tc>
+        <w:tc>
+          <w:tcPr>
+            <w:tcW w:w="2171" w:type="dxa"/>
+          </w:tcPr>
+          <w:p>
+            <w:pPr>
+              <w:pStyle w:val="NormalWeb"/>
+            </w:pPr>
+            <w:r>
+              <w:t>2.5</w:t>
+            </w:r>
+            <w:r>
+              <w:t>79</w:t>
+            </w:r>
+          </w:p>
+        </w:tc>
+        <w:tc>
+          <w:tcPr>
+            <w:tcW w:w="1916" w:type="dxa"/>
+          </w:tcPr>
+          <w:p>
+            <w:pPr>
+              <w:pStyle w:val="NormalWeb"/>
+            </w:pPr>
+            <w:r>
+              <w:t>2.42</w:t>
+            </w:r>
+            <w:r>
+              <w:t>4</w:t>
+            </w:r>
+          </w:p>
+        </w:tc>
+      </w:tr>
+      <w:tr>
+        <w:tc>
+          <w:tcPr>
+            <w:tcW w:w="2339" w:type="dxa"/>
+          </w:tcPr>
+          <w:p>
+            <w:pPr>
+              <w:pStyle w:val="NormalWeb"/>
+            </w:pPr>
+            <w:r>
+              <w:t>1.905</w:t>
+            </w:r>
+          </w:p>
+        </w:tc>
+        <w:tc>
+          <w:tcPr>
+            <w:tcW w:w="2590" w:type="dxa"/>
+          </w:tcPr>
+          <w:p>
+            <w:pPr>
+              <w:pStyle w:val="NormalWeb"/>
+            </w:pPr>
+            <w:r>
+              <w:t>0.306</w:t>
+            </w:r>
+          </w:p>
+        </w:tc>
+        <w:tc>
+          <w:tcPr>
+            <w:tcW w:w="2171" w:type="dxa"/>
+          </w:tcPr>
+          <w:p>
+            <w:pPr>
+              <w:pStyle w:val="NormalWeb"/>
+            </w:pPr>
+            <w:r>
+              <w:t>2.655</w:t>
+            </w:r>
+          </w:p>
+        </w:tc>
+        <w:tc>
+          <w:tcPr>
+            <w:tcW w:w="1916" w:type="dxa"/>
+          </w:tcPr>
+          <w:p>
+            <w:pPr>
+              <w:pStyle w:val="NormalWeb"/>
+            </w:pPr>
+            <w:r>
+              <w:t>2.348</w:t>
+            </w:r>
+          </w:p>
+        </w:tc>
+      </w:tr>
+      <w:tr>
+        <w:tc>
+          <w:tcPr>
+            <w:tcW w:w="2339" w:type="dxa"/>
+          </w:tcPr>
+          <w:p>
+            <w:pPr>
+              <w:pStyle w:val="NormalWeb"/>
+            </w:pPr>
+            <w:r>
+              <w:t>2.005</w:t>
+            </w:r>
+          </w:p>
+        </w:tc>
+        <w:tc>
+          <w:tcPr>
+            <w:tcW w:w="2590" w:type="dxa"/>
+          </w:tcPr>
+          <w:p>
+            <w:pPr>
+              <w:pStyle w:val="NormalWeb"/>
+            </w:pPr>
+            <w:r>
+              <w:t>0.457</w:t>
+            </w:r>
+          </w:p>
+        </w:tc>
+        <w:tc>
+          <w:tcPr>
+            <w:tcW w:w="2171" w:type="dxa"/>
+          </w:tcPr>
+          <w:p>
+            <w:pPr>
+              <w:pStyle w:val="NormalWeb"/>
+            </w:pPr>
+            <w:r>
+              <w:t>2.730</w:t>
+            </w:r>
+          </w:p>
+        </w:tc>
+        <w:tc>
+          <w:tcPr>
+            <w:tcW w:w="1916" w:type="dxa"/>
+          </w:tcPr>
+          <w:p>
+            <w:pPr>
+              <w:pStyle w:val="NormalWeb"/>
+            </w:pPr>
+            <w:r>
+              <w:t>2.273</w:t>
+            </w:r>
+          </w:p>
+        </w:tc>
+      </w:tr>
+      <w:tr>
+        <w:tc>
+          <w:tcPr>
+            <w:tcW w:w="2339" w:type="dxa"/>
+          </w:tcPr>
+          <w:p>
+            <w:pPr>
+              <w:pStyle w:val="NormalWeb"/>
+            </w:pPr>
+            <w:r>
+              <w:t>2.105</w:t>
+            </w:r>
+          </w:p>
+        </w:tc>
+        <w:tc>
+          <w:tcPr>
+            <w:tcW w:w="2590" w:type="dxa"/>
+          </w:tcPr>
+          <w:p>
+            <w:pPr>
+              <w:pStyle w:val="NormalWeb"/>
+            </w:pPr>
+            <w:r>
+              <w:t>0.608</w:t>
+            </w:r>
+          </w:p>
+        </w:tc>
+        <w:tc>
+          <w:tcPr>
+            <w:tcW w:w="2171" w:type="dxa"/>
+          </w:tcPr>
+          <w:p>
+            <w:pPr>
+              <w:pStyle w:val="NormalWeb"/>
+            </w:pPr>
+            <w:r>
+              <w:t>2.805</w:t>
+            </w:r>
+          </w:p>
+        </w:tc>
+        <w:tc>
+          <w:tcPr>
+            <w:tcW w:w="1916" w:type="dxa"/>
+          </w:tcPr>
+          <w:p>
+            <w:pPr>
+              <w:pStyle w:val="NormalWeb"/>
+            </w:pPr>
+            <w:r>
+              <w:t>2.198</w:t>
+            </w:r>
+          </w:p>
+        </w:tc>
+      </w:tr>
+      <w:tr>
+        <w:tc>
+          <w:tcPr>
+            <w:tcW w:w="2339" w:type="dxa"/>
+          </w:tcPr>
+          <w:p>
+            <w:pPr>
+              <w:pStyle w:val="NormalWeb"/>
+            </w:pPr>
+            <w:r>
+              <w:t>2.203</w:t>
+            </w:r>
+          </w:p>
+        </w:tc>
+        <w:tc>
+          <w:tcPr>
+            <w:tcW w:w="2590" w:type="dxa"/>
+          </w:tcPr>
+          <w:p>
+            <w:pPr>
+              <w:pStyle w:val="NormalWeb"/>
+            </w:pPr>
+            <w:r>
+              <w:t>0.756</w:t>
+            </w:r>
+          </w:p>
+        </w:tc>
+        <w:tc>
+          <w:tcPr>
+            <w:tcW w:w="2171" w:type="dxa"/>
+          </w:tcPr>
+          <w:p>
+            <w:pPr>
+              <w:pStyle w:val="NormalWeb"/>
+            </w:pPr>
+            <w:r>
+              <w:t>2.879</w:t>
+            </w:r>
+          </w:p>
+        </w:tc>
+        <w:tc>
+          <w:tcPr>
+            <w:tcW w:w="1916" w:type="dxa"/>
+          </w:tcPr>
+          <w:p>
+            <w:pPr>
+              <w:pStyle w:val="NormalWeb"/>
+            </w:pPr>
+            <w:r>
+              <w:t>2.123</w:t>
+            </w:r>
+          </w:p>
+        </w:tc>
+      </w:tr>
+      <w:tr>
+        <w:tc>
+          <w:tcPr>
+            <w:tcW w:w="2339" w:type="dxa"/>
+          </w:tcPr>
+          <w:p>
+            <w:pPr>
+              <w:pStyle w:val="NormalWeb"/>
+            </w:pPr>
+            <w:r>
+              <w:t>2.303</w:t>
+            </w:r>
+          </w:p>
+        </w:tc>
+        <w:tc>
+          <w:tcPr>
+            <w:tcW w:w="2590" w:type="dxa"/>
+          </w:tcPr>
+          <w:p>
+            <w:pPr>
+              <w:pStyle w:val="NormalWeb"/>
+            </w:pPr>
+            <w:r>
+              <w:t>0.907</w:t>
+            </w:r>
+          </w:p>
+        </w:tc>
+        <w:tc>
+          <w:tcPr>
+            <w:tcW w:w="2171" w:type="dxa"/>
+          </w:tcPr>
+          <w:p>
+            <w:pPr>
+              <w:pStyle w:val="NormalWeb"/>
+            </w:pPr>
+            <w:r>
+              <w:t>2.955</w:t>
+            </w:r>
+          </w:p>
+        </w:tc>
+        <w:tc>
+          <w:tcPr>
+            <w:tcW w:w="1916" w:type="dxa"/>
+          </w:tcPr>
+          <w:p>
+            <w:pPr>
+              <w:pStyle w:val="NormalWeb"/>
+            </w:pPr>
+            <w:r>
+              <w:t>2.048</w:t>
+            </w:r>
+          </w:p>
+        </w:tc>
+      </w:tr>
+      <w:tr>
+        <w:tc>
+          <w:tcPr>
+            <w:tcW w:w="2339" w:type="dxa"/>
+          </w:tcPr>
+          <w:p>
+            <w:pPr>
+              <w:pStyle w:val="NormalWeb"/>
+            </w:pPr>
+            <w:r>
+              <w:t>2.404</w:t>
+            </w:r>
+          </w:p>
+        </w:tc>
+        <w:tc>
+          <w:tcPr>
+            <w:tcW w:w="2590" w:type="dxa"/>
+          </w:tcPr>
+          <w:p>
+            <w:pPr>
+              <w:pStyle w:val="NormalWeb"/>
+            </w:pPr>
+            <w:r>
+              <w:t>1.057</w:t>
+            </w:r>
+          </w:p>
+        </w:tc>
+        <w:tc>
+          <w:tcPr>
+            <w:tcW w:w="2171" w:type="dxa"/>
+          </w:tcPr>
+          <w:p>
+            <w:pPr>
+              <w:pStyle w:val="NormalWeb"/>
+            </w:pPr>
+            <w:r>
+              <w:t>3.030</w:t>
+            </w:r>
+          </w:p>
+        </w:tc>
+        <w:tc>
+          <w:tcPr>
+            <w:tcW w:w="1916" w:type="dxa"/>
+          </w:tcPr>
+          <w:p>
+            <w:pPr>
+              <w:pStyle w:val="NormalWeb"/>
+            </w:pPr>
+            <w:r>
+              <w:t>1.973</w:t>
+            </w:r>
+          </w:p>
+        </w:tc>
+      </w:tr>
+      <w:tr>
+        <w:tc>
+          <w:tcPr>
+            <w:tcW w:w="2339" w:type="dxa"/>
+          </w:tcPr>
+          <w:p>
+            <w:pPr>
+              <w:pStyle w:val="NormalWeb"/>
+            </w:pPr>
+            <w:r>
+              <w:t>2.504</w:t>
+            </w:r>
+          </w:p>
+        </w:tc>
+        <w:tc>
+          <w:tcPr>
+            <w:tcW w:w="2590" w:type="dxa"/>
+          </w:tcPr>
+          <w:p>
+            <w:pPr>
+              <w:pStyle w:val="NormalWeb"/>
+            </w:pPr>
+            <w:r>
+              <w:t>1.208</w:t>
+            </w:r>
+          </w:p>
+        </w:tc>
+        <w:tc>
+          <w:tcPr>
+            <w:tcW w:w="2171" w:type="dxa"/>
+          </w:tcPr>
+          <w:p>
+            <w:pPr>
+              <w:pStyle w:val="NormalWeb"/>
+            </w:pPr>
+            <w:r>
+              <w:t>3.105</w:t>
+            </w:r>
+          </w:p>
+        </w:tc>
+        <w:tc>
+          <w:tcPr>
+            <w:tcW w:w="1916" w:type="dxa"/>
+          </w:tcPr>
+          <w:p>
+            <w:pPr>
+              <w:pStyle w:val="NormalWeb"/>
+            </w:pPr>
+            <w:r>
+              <w:t>1.897</w:t>
+            </w:r>
+          </w:p>
+        </w:tc>
+      </w:tr>
+      <w:tr>
+        <w:tc>
+          <w:tcPr>
+            <w:tcW w:w="2339" w:type="dxa"/>
+          </w:tcPr>
+          <w:p>
+            <w:pPr>
+              <w:pStyle w:val="NormalWeb"/>
+            </w:pPr>
+            <w:r>
+              <w:t>2.604</w:t>
+            </w:r>
+          </w:p>
+        </w:tc>
+        <w:tc>
+          <w:tcPr>
+            <w:tcW w:w="2590" w:type="dxa"/>
+          </w:tcPr>
+          <w:p>
+            <w:pPr>
+              <w:pStyle w:val="NormalWeb"/>
+            </w:pPr>
+            <w:r>
+              <w:t>1.359</w:t>
+            </w:r>
+          </w:p>
+        </w:tc>
+        <w:tc>
+          <w:tcPr>
+            <w:tcW w:w="2171" w:type="dxa"/>
+          </w:tcPr>
+          <w:p>
+            <w:pPr>
+              <w:pStyle w:val="NormalWeb"/>
+            </w:pPr>
+            <w:r>
+              <w:t>3.181</w:t>
+            </w:r>
+          </w:p>
+        </w:tc>
+        <w:tc>
+          <w:tcPr>
+            <w:tcW w:w="1916" w:type="dxa"/>
+          </w:tcPr>
+          <w:p>
+            <w:pPr>
+              <w:pStyle w:val="NormalWeb"/>
+            </w:pPr>
+            <w:r>
+              <w:t>1.822</w:t>
+            </w:r>
+          </w:p>
+        </w:tc>
+      </w:tr>
+      <w:tr>
+        <w:tc>
+          <w:tcPr>
+            <w:tcW w:w="2339" w:type="dxa"/>
+          </w:tcPr>
+          <w:p>
+            <w:pPr>
+              <w:pStyle w:val="NormalWeb"/>
+            </w:pPr>
+            <w:r>
+              <w:t>2.704</w:t>
+            </w:r>
+          </w:p>
+        </w:tc>
+        <w:tc>
+          <w:tcPr>
+            <w:tcW w:w="2590" w:type="dxa"/>
+          </w:tcPr>
+          <w:p>
+            <w:pPr>
+              <w:pStyle w:val="NormalWeb"/>
+            </w:pPr>
+            <w:r>
+              <w:t>1.510</w:t>
+            </w:r>
+          </w:p>
+        </w:tc>
+        <w:tc>
+          <w:tcPr>
+            <w:tcW w:w="2171" w:type="dxa"/>
+          </w:tcPr>
+          <w:p>
+            <w:pPr>
+              <w:pStyle w:val="NormalWeb"/>
+            </w:pPr>
+            <w:r>
+              <w:t>3.256</w:t>
+            </w:r>
+          </w:p>
+        </w:tc>
+        <w:tc>
+          <w:tcPr>
+            <w:tcW w:w="1916" w:type="dxa"/>
+          </w:tcPr>
+          <w:p>
+            <w:pPr>
+              <w:pStyle w:val="NormalWeb"/>
+            </w:pPr>
+            <w:r>
+              <w:t>1.747</w:t>
+            </w:r>
+          </w:p>
+        </w:tc>
+      </w:tr>
+      <w:tr>
+        <w:tc>
+          <w:tcPr>
+            <w:tcW w:w="2339" w:type="dxa"/>
+          </w:tcPr>
+          <w:p>
+            <w:pPr>
+              <w:pStyle w:val="NormalWeb"/>
+            </w:pPr>
+            <w:r>
+              <w:t>2.803</w:t>
+            </w:r>
+          </w:p>
+        </w:tc>
+        <w:tc>
+          <w:tcPr>
+            <w:tcW w:w="2590" w:type="dxa"/>
+          </w:tcPr>
+          <w:p>
+            <w:pPr>
+              <w:pStyle w:val="NormalWeb"/>
+            </w:pPr>
+            <w:r>
+              <w:t>1.658</w:t>
+            </w:r>
+          </w:p>
+        </w:tc>
+        <w:tc>
+          <w:tcPr>
+            <w:tcW w:w="2171" w:type="dxa"/>
+          </w:tcPr>
+          <w:p>
+            <w:pPr>
+              <w:pStyle w:val="NormalWeb"/>
+            </w:pPr>
+            <w:r>
+              <w:t>3.330</w:t>
+            </w:r>
+          </w:p>
+        </w:tc>
+        <w:tc>
+          <w:tcPr>
+            <w:tcW w:w="1916" w:type="dxa"/>
+          </w:tcPr>
+          <w:p>
+            <w:pPr>
+              <w:pStyle w:val="NormalWeb"/>
+            </w:pPr>
+            <w:r>
+              <w:t>1.672</w:t>
+            </w:r>
+          </w:p>
+        </w:tc>
+      </w:tr>
+      <w:tr>
+        <w:tc>
+          <w:tcPr>
+            <w:tcW w:w="2339" w:type="dxa"/>
+          </w:tcPr>
+          <w:p>
+            <w:pPr>
+              <w:pStyle w:val="NormalWeb"/>
+            </w:pPr>
+            <w:r>
+              <w:t>2.903</w:t>
+            </w:r>
+          </w:p>
+        </w:tc>
+        <w:tc>
+          <w:tcPr>
+            <w:tcW w:w="2590" w:type="dxa"/>
+          </w:tcPr>
+          <w:p>
+            <w:pPr>
+              <w:pStyle w:val="NormalWeb"/>
+            </w:pPr>
+            <w:r>
+              <w:t>1.809</w:t>
+            </w:r>
+          </w:p>
+        </w:tc>
+        <w:tc>
+          <w:tcPr>
+            <w:tcW w:w="2171" w:type="dxa"/>
+          </w:tcPr>
+          <w:p>
+            <w:pPr>
+              <w:pStyle w:val="NormalWeb"/>
+            </w:pPr>
+            <w:r>
+              <w:t>3.406</w:t>
+            </w:r>
+          </w:p>
+        </w:tc>
+        <w:tc>
+          <w:tcPr>
+            <w:tcW w:w="1916" w:type="dxa"/>
+          </w:tcPr>
+          <w:p>
+            <w:pPr>
+              <w:pStyle w:val="NormalWeb"/>
+            </w:pPr>
+            <w:r>
+              <w:t>1.597</w:t>
+            </w:r>
+          </w:p>
+        </w:tc>
+      </w:tr>
+      <w:tr>
+        <w:tc>
+          <w:tcPr>
+            <w:tcW w:w="2339" w:type="dxa"/>
+          </w:tcPr>
+          <w:p>
+            <w:pPr>
+              <w:pStyle w:val="NormalWeb"/>
+            </w:pPr>
+            <w:r>
+              <w:t>3.003</w:t>
+            </w:r>
+          </w:p>
+        </w:tc>
+        <w:tc>
+          <w:tcPr>
+            <w:tcW w:w="2590" w:type="dxa"/>
+          </w:tcPr>
+          <w:p>
+            <w:pPr>
+              <w:pStyle w:val="NormalWeb"/>
+            </w:pPr>
+            <w:r>
+              <w:t>1.959</w:t>
+            </w:r>
+          </w:p>
+        </w:tc>
+        <w:tc>
+          <w:tcPr>
+            <w:tcW w:w="2171" w:type="dxa"/>
+          </w:tcPr>
+          <w:p>
+            <w:pPr>
+              <w:pStyle w:val="NormalWeb"/>
+            </w:pPr>
+            <w:r>
+              <w:t>3.481</w:t>
+            </w:r>
+          </w:p>
+        </w:tc>
+        <w:tc>
+          <w:tcPr>
+            <w:tcW w:w="1916" w:type="dxa"/>
+          </w:tcPr>
+          <w:p>
+            <w:pPr>
+              <w:pStyle w:val="NormalWeb"/>
+            </w:pPr>
+            <w:r>
+              <w:t>1.522</w:t>
+            </w:r>
+          </w:p>
+        </w:tc>
+      </w:tr>
+      <w:tr>
+        <w:tc>
+          <w:tcPr>
+            <w:tcW w:w="2339" w:type="dxa"/>
+          </w:tcPr>
+          <w:p>
+            <w:pPr>
+              <w:pStyle w:val="NormalWeb"/>
+            </w:pPr>
+            <w:r>
+              <w:t>3.103</w:t>
+            </w:r>
+          </w:p>
+        </w:tc>
+        <w:tc>
+          <w:tcPr>
+            <w:tcW w:w="2590" w:type="dxa"/>
+          </w:tcPr>
+          <w:p>
+            <w:pPr>
+              <w:pStyle w:val="NormalWeb"/>
+            </w:pPr>
+            <w:r>
+              <w:t>2.110</w:t>
+            </w:r>
+          </w:p>
+        </w:tc>
+        <w:tc>
+          <w:tcPr>
+            <w:tcW w:w="2171" w:type="dxa"/>
+          </w:tcPr>
+          <w:p>
+            <w:pPr>
+              <w:pStyle w:val="NormalWeb"/>
+            </w:pPr>
+            <w:r>
+              <w:t>3.556</w:t>
+            </w:r>
+          </w:p>
+        </w:tc>
+        <w:tc>
+          <w:tcPr>
+            <w:tcW w:w="1916" w:type="dxa"/>
+          </w:tcPr>
+          <w:p>
+            <w:pPr>
+              <w:pStyle w:val="NormalWeb"/>
+            </w:pPr>
+            <w:r>
+              <w:t>1.446</w:t>
+            </w:r>
+          </w:p>
+        </w:tc>
+      </w:tr>
+      <w:tr>
+        <w:tc>
+          <w:tcPr>
+            <w:tcW w:w="2339" w:type="dxa"/>
+          </w:tcPr>
+          <w:p>
+            <w:pPr>
+              <w:pStyle w:val="NormalWeb"/>
+            </w:pPr>
+            <w:r>
+              <w:lastRenderedPageBreak/>
+              <w:t>3.203</w:t>
+            </w:r>
+          </w:p>
+        </w:tc>
+        <w:tc>
+          <w:tcPr>
+            <w:tcW w:w="2590" w:type="dxa"/>
+          </w:tcPr>
+          <w:p>
+            <w:pPr>
+              <w:pStyle w:val="NormalWeb"/>
+            </w:pPr>
+            <w:r>
+              <w:t>2.261</w:t>
+            </w:r>
+          </w:p>
+        </w:tc>
+        <w:tc>
+          <w:tcPr>
+            <w:tcW w:w="2171" w:type="dxa"/>
+          </w:tcPr>
+          <w:p>
+            <w:pPr>
+              <w:pStyle w:val="NormalWeb"/>
+            </w:pPr>
+            <w:r>
+              <w:t>3.632</w:t>
+            </w:r>
+          </w:p>
+        </w:tc>
+        <w:tc>
+          <w:tcPr>
+            <w:tcW w:w="1916" w:type="dxa"/>
+          </w:tcPr>
+          <w:p>
+            <w:pPr>
+              <w:pStyle w:val="NormalWeb"/>
+            </w:pPr>
+            <w:r>
+              <w:t>1.371</w:t>
+            </w:r>
+          </w:p>
+        </w:tc>
+      </w:tr>
+      <w:tr>
+        <w:tc>
+          <w:tcPr>
+            <w:tcW w:w="2339" w:type="dxa"/>
+          </w:tcPr>
+          <w:p>
+            <w:pPr>
+              <w:pStyle w:val="NormalWeb"/>
+            </w:pPr>
+            <w:r>
+              <w:t>3.303</w:t>
+            </w:r>
+          </w:p>
+        </w:tc>
+        <w:tc>
+          <w:tcPr>
+            <w:tcW w:w="2590" w:type="dxa"/>
+          </w:tcPr>
+          <w:p>
+            <w:pPr>
+              <w:pStyle w:val="NormalWeb"/>
+            </w:pPr>
+            <w:r>
+              <w:t>2.412</w:t>
+            </w:r>
+          </w:p>
+        </w:tc>
+        <w:tc>
+          <w:tcPr>
+            <w:tcW w:w="2171" w:type="dxa"/>
+          </w:tcPr>
+          <w:p>
+            <w:pPr>
+              <w:pStyle w:val="NormalWeb"/>
+            </w:pPr>
+            <w:r>
+              <w:t>3.707</w:t>
+            </w:r>
+          </w:p>
+        </w:tc>
+        <w:tc>
+          <w:tcPr>
+            <w:tcW w:w="1916" w:type="dxa"/>
+          </w:tcPr>
+          <w:p>
+            <w:pPr>
+              <w:pStyle w:val="NormalWeb"/>
+            </w:pPr>
+            <w:r>
+              <w:t>1.296</w:t>
+            </w:r>
+          </w:p>
+        </w:tc>
+      </w:tr>
+      <w:tr>
+        <w:tc>
+          <w:tcPr>
+            <w:tcW w:w="2339" w:type="dxa"/>
+          </w:tcPr>
+          <w:p>
+            <w:pPr>
+              <w:pStyle w:val="NormalWeb"/>
+            </w:pPr>
+            <w:r>
+              <w:t>3.502</w:t>
+            </w:r>
+          </w:p>
+        </w:tc>
+        <w:tc>
+          <w:tcPr>
+            <w:tcW w:w="2590" w:type="dxa"/>
+          </w:tcPr>
+          <w:p>
+            <w:pPr>
+              <w:pStyle w:val="NormalWeb"/>
+            </w:pPr>
+            <w:r>
+              <w:t>2.711</w:t>
+            </w:r>
+          </w:p>
+        </w:tc>
+        <w:tc>
+          <w:tcPr>
+            <w:tcW w:w="2171" w:type="dxa"/>
+          </w:tcPr>
+          <w:p>
+            <w:pPr>
+              <w:pStyle w:val="NormalWeb"/>
+            </w:pPr>
+            <w:r>
+              <w:t>3.857</w:t>
+            </w:r>
+          </w:p>
+        </w:tc>
+        <w:tc>
+          <w:tcPr>
+            <w:tcW w:w="1916" w:type="dxa"/>
+          </w:tcPr>
+          <w:p>
+            <w:pPr>
+              <w:pStyle w:val="NormalWeb"/>
+            </w:pPr>
+            <w:r>
+              <w:t>1.146</w:t>
+            </w:r>
+          </w:p>
+        </w:tc>
+      </w:tr>
+      <w:tr>
+        <w:tc>
+          <w:tcPr>
+            <w:tcW w:w="2339" w:type="dxa"/>
+          </w:tcPr>
+          <w:p>
+            <w:pPr>
+              <w:pStyle w:val="NormalWeb"/>
+            </w:pPr>
+            <w:r>
+              <w:t>4.004</w:t>
+            </w:r>
+          </w:p>
+        </w:tc>
+        <w:tc>
+          <w:tcPr>
+            <w:tcW w:w="2590" w:type="dxa"/>
+          </w:tcPr>
+          <w:p>
+            <w:pPr>
+              <w:pStyle w:val="NormalWeb"/>
+            </w:pPr>
+            <w:r>
+              <w:t>3.464</w:t>
+            </w:r>
+          </w:p>
+        </w:tc>
+        <w:tc>
+          <w:tcPr>
+            <w:tcW w:w="2171" w:type="dxa"/>
+          </w:tcPr>
+          <w:p>
+            <w:pPr>
+              <w:pStyle w:val="NormalWeb"/>
+            </w:pPr>
+            <w:r>
+              <w:t>4.233</w:t>
+            </w:r>
+          </w:p>
+        </w:tc>
+        <w:tc>
+          <w:tcPr>
+            <w:tcW w:w="1916" w:type="dxa"/>
+          </w:tcPr>
+          <w:p>
+            <w:pPr>
+              <w:pStyle w:val="NormalWeb"/>
+            </w:pPr>
+            <w:r>
+              <w:t>0.769</w:t>
+            </w:r>
+          </w:p>
+        </w:tc>
+      </w:tr>
+      <w:tr>
+        <w:tc>
+          <w:tcPr>
+            <w:tcW w:w="2339" w:type="dxa"/>
+          </w:tcPr>
+          <w:p>
+            <w:pPr>
+              <w:pStyle w:val="NormalWeb"/>
+            </w:pPr>
+            <w:r>
+              <w:t>4.503</w:t>
+            </w:r>
+          </w:p>
+        </w:tc>
+        <w:tc>
+          <w:tcPr>
+            <w:tcW w:w="2590" w:type="dxa"/>
+          </w:tcPr>
+          <w:p>
+            <w:pPr>
+              <w:pStyle w:val="NormalWeb"/>
+            </w:pPr>
+            <w:r>
+              <w:t>4.216</w:t>
+            </w:r>
+          </w:p>
+        </w:tc>
+        <w:tc>
+          <w:tcPr>
+            <w:tcW w:w="2171" w:type="dxa"/>
+          </w:tcPr>
+          <w:p>
+            <w:pPr>
+              <w:pStyle w:val="NormalWeb"/>
+            </w:pPr>
+            <w:r>
+              <w:t>4.609</w:t>
+            </w:r>
+          </w:p>
+        </w:tc>
+        <w:tc>
+          <w:tcPr>
+            <w:tcW w:w="1916" w:type="dxa"/>
+          </w:tcPr>
+          <w:p>
+            <w:pPr>
+              <w:pStyle w:val="NormalWeb"/>
+            </w:pPr>
+            <w:r>
+              <w:t>0.393</w:t>
+            </w:r>
+          </w:p>
+        </w:tc>
+      </w:tr>
+      <w:tr>
+        <w:tc>
+          <w:tcPr>
+            <w:tcW w:w="2339" w:type="dxa"/>
+          </w:tcPr>
+          <w:p>
+            <w:pPr>
+              <w:pStyle w:val="NormalWeb"/>
+            </w:pPr>
+            <w:r>
+              <w:t>5.002</w:t>
+            </w:r>
+          </w:p>
+        </w:tc>
+        <w:tc>
+          <w:tcPr>
+            <w:tcW w:w="2590" w:type="dxa"/>
+          </w:tcPr>
+          <w:p>
+            <w:pPr>
+              <w:pStyle w:val="NormalWeb"/>
+            </w:pPr>
+            <w:r>
+              <w:t>4.924</w:t>
+            </w:r>
+          </w:p>
+        </w:tc>
+        <w:tc>
+          <w:tcPr>
+            <w:tcW w:w="2171" w:type="dxa"/>
+          </w:tcPr>
+          <w:p>
+            <w:pPr>
+              <w:pStyle w:val="NormalWeb"/>
+            </w:pPr>
+            <w:r>
+              <w:t>4.954</w:t>
+            </w:r>
+          </w:p>
+        </w:tc>
+        <w:tc>
+          <w:tcPr>
+            <w:tcW w:w="1916" w:type="dxa"/>
+          </w:tcPr>
+          <w:p>
+            <w:pPr>
+              <w:pStyle w:val="NormalWeb"/>
+            </w:pPr>
+            <w:r>
+              <w:t>30.3mV</w:t>
+            </w:r>
+          </w:p>
+        </w:tc>
+      </w:tr>
+    </w:tbl>
+    <w:p>
+      <w:pPr>
+        <w:pStyle w:val="NormalWeb"/>
+      </w:pPr>
     </w:p>
     <w:p>
       <w:pPr>
@@ -2194,6 +3990,7 @@
   <w:style w:type="character" w:default="1" w:styleId="DefaultParagraphFont">
     <w:name w:val="Default Paragraph Font"/>
     <w:uiPriority w:val="1"/>
+    <w:semiHidden/>
     <w:unhideWhenUsed/>
   </w:style>
   <w:style w:type="table" w:default="1" w:styleId="TableNormal">
@@ -2537,6 +4334,25 @@
       <w:lang w:val="en-DE"/>
     </w:rPr>
   </w:style>
+  <w:style w:type="table" w:styleId="TableGrid">
+    <w:name w:val="Table Grid"/>
+    <w:basedOn w:val="TableNormal"/>
+    <w:uiPriority w:val="39"/>
+    <w:rsid w:val="00165189"/>
+    <w:pPr>
+      <w:spacing w:after="0" w:line="240" w:lineRule="auto"/>
+    </w:pPr>
+    <w:tblPr>
+      <w:tblBorders>
+        <w:top w:val="single" w:sz="4" w:space="0" w:color="auto"/>
+        <w:left w:val="single" w:sz="4" w:space="0" w:color="auto"/>
+        <w:bottom w:val="single" w:sz="4" w:space="0" w:color="auto"/>
+        <w:right w:val="single" w:sz="4" w:space="0" w:color="auto"/>
+        <w:insideH w:val="single" w:sz="4" w:space="0" w:color="auto"/>
+        <w:insideV w:val="single" w:sz="4" w:space="0" w:color="auto"/>
+      </w:tblBorders>
+    </w:tblPr>
+  </w:style>
 </w:styles>
 </file>
 
